--- a/swh/docx/014.content.docx
+++ b/swh/docx/014.content.docx
@@ -19,7 +19,7 @@
         <w:rPr>
           <w:lang w:val="sw_KE" w:bidi="sw_KE"/>
         </w:rPr>
-        <w:t>Resource: Tyndale Open Study Notes</w:t>
+        <w:t>Resource: Aquifer Open Study Notes (Profiles)</w:t>
       </w:r>
       <w:r>
         <w:rPr>
@@ -112,7 +112,7 @@
         <w:rPr>
           <w:lang w:val="sw_KE" w:bidi="sw_KE"/>
         </w:rPr>
-        <w:t>Tyndale Open Study Notes</w:t>
+        <w:t>Aquifer Open Study Notes (Profiles)</w:t>
       </w:r>
     </w:p>
     <w:p>

--- a/swh/docx/014.content.docx
+++ b/swh/docx/014.content.docx
@@ -261,36 +261,24 @@
         </w:rPr>
         <w:t>Makubaliano ya Rahabu na wapelelezi ulikuwa tamko thabiti la imani kwa Bwana, Mungu wa Israeli (</w:t>
       </w:r>
-      <w:hyperlink r:id="rId13">
-        <w:r>
-          <w:rPr>
-            <w:lang w:val="sw_KE" w:bidi="sw_KE"/>
-          </w:rPr>
-          <w:rPr>
-            <w:color w:val="0000EE"/>
-            <w:u w:val="single"/>
-          </w:rPr>
-          <w:t>Yoshua 2:8–21</w:t>
-        </w:r>
-      </w:hyperlink>
+      <w:r>
+        <w:rPr>
+          <w:lang w:val="sw_KE" w:bidi="sw_KE"/>
+        </w:rPr>
+        <w:t>Yoshua 2:8–21</w:t>
+      </w:r>
       <w:r>
         <w:rPr>
           <w:lang w:val="sw_KE" w:bidi="sw_KE"/>
         </w:rPr>
         <w:t>). Kama mwanamke, Rahabu huenda alifuata ibada ya uzazi ya Baali, mungu wa dhoruba na mvua, pamoja na mwenzi wake Ashera, mungu wa dunia. Hata hivyo, baada ya kusikia kuhusu maendeleo ya Israeli kuelekea nchi yake, Rahabu alitambua kwamba Bwana, Mungu wa Israeli, ni "Mungu mbinguni juu na duniani chini" (</w:t>
       </w:r>
-      <w:hyperlink r:id="rId14">
-        <w:r>
-          <w:rPr>
-            <w:lang w:val="sw_KE" w:bidi="sw_KE"/>
-          </w:rPr>
-          <w:rPr>
-            <w:color w:val="0000EE"/>
-            <w:u w:val="single"/>
-          </w:rPr>
-          <w:t>Yoshua 2:11</w:t>
-        </w:r>
-      </w:hyperlink>
+      <w:r>
+        <w:rPr>
+          <w:lang w:val="sw_KE" w:bidi="sw_KE"/>
+        </w:rPr>
+        <w:t>Yoshua 2:11</w:t>
+      </w:r>
       <w:r>
         <w:rPr>
           <w:lang w:val="sw_KE" w:bidi="sw_KE"/>
@@ -311,90 +299,60 @@
         </w:rPr>
         <w:t>Baada ya Yoshua kushinda Yeriko, Rahabu aliolewa na Salmoni kutoka kabila la Yuda. Alikuwa na mwana aitwaye Boazi (</w:t>
       </w:r>
-      <w:hyperlink r:id="rId15">
-        <w:r>
-          <w:rPr>
-            <w:lang w:val="sw_KE" w:bidi="sw_KE"/>
-          </w:rPr>
-          <w:rPr>
-            <w:color w:val="0000EE"/>
-            <w:u w:val="single"/>
-          </w:rPr>
-          <w:t>Ruthu 4:21</w:t>
-        </w:r>
-      </w:hyperlink>
+      <w:r>
+        <w:rPr>
+          <w:lang w:val="sw_KE" w:bidi="sw_KE"/>
+        </w:rPr>
+        <w:t>Ruthu 4:21</w:t>
+      </w:r>
       <w:r>
         <w:rPr>
           <w:lang w:val="sw_KE" w:bidi="sw_KE"/>
         </w:rPr>
         <w:t xml:space="preserve">; </w:t>
       </w:r>
-      <w:hyperlink r:id="rId16">
-        <w:r>
-          <w:rPr>
-            <w:lang w:val="sw_KE" w:bidi="sw_KE"/>
-          </w:rPr>
-          <w:rPr>
-            <w:color w:val="0000EE"/>
-            <w:u w:val="single"/>
-          </w:rPr>
-          <w:t>Mathayo 1:5</w:t>
-        </w:r>
-      </w:hyperlink>
+      <w:r>
+        <w:rPr>
+          <w:lang w:val="sw_KE" w:bidi="sw_KE"/>
+        </w:rPr>
+        <w:t>Mathayo 1:5</w:t>
+      </w:r>
       <w:r>
         <w:rPr>
           <w:lang w:val="sw_KE" w:bidi="sw_KE"/>
         </w:rPr>
         <w:t>). Rahabu alikuwa mama mkwe wa Ruthu, mwanamke mwingine mgeni aliyejiunga na Israeli. Rahabu pia alikuwa bibi-mkubwa wa Mfalme Daudi. Anatajwa pamoja na Mose, Daudi, Samsoni, na Samweli kama mfano wa imani iliyoonyeshwa kupitia matendo mema (</w:t>
       </w:r>
-      <w:hyperlink r:id="rId17">
-        <w:r>
-          <w:rPr>
-            <w:lang w:val="sw_KE" w:bidi="sw_KE"/>
-          </w:rPr>
-          <w:rPr>
-            <w:color w:val="0000EE"/>
-            <w:u w:val="single"/>
-          </w:rPr>
-          <w:t>Waebrania 11:31</w:t>
-        </w:r>
-      </w:hyperlink>
+      <w:r>
+        <w:rPr>
+          <w:lang w:val="sw_KE" w:bidi="sw_KE"/>
+        </w:rPr>
+        <w:t>Waebrania 11:31</w:t>
+      </w:r>
       <w:r>
         <w:rPr>
           <w:lang w:val="sw_KE" w:bidi="sw_KE"/>
         </w:rPr>
         <w:t xml:space="preserve">; </w:t>
       </w:r>
-      <w:hyperlink r:id="rId18">
-        <w:r>
-          <w:rPr>
-            <w:lang w:val="sw_KE" w:bidi="sw_KE"/>
-          </w:rPr>
-          <w:rPr>
-            <w:color w:val="0000EE"/>
-            <w:u w:val="single"/>
-          </w:rPr>
-          <w:t>Yakobo 2:25</w:t>
-        </w:r>
-      </w:hyperlink>
+      <w:r>
+        <w:rPr>
+          <w:lang w:val="sw_KE" w:bidi="sw_KE"/>
+        </w:rPr>
+        <w:t>Yakobo 2:25</w:t>
+      </w:r>
       <w:r>
         <w:rPr>
           <w:lang w:val="sw_KE" w:bidi="sw_KE"/>
         </w:rPr>
         <w:t>). Rahabu ni mmoja wa wanawake watano, akiwemo Maria, waliotajwa katika ukoo wa Yesu katika Mathayo, mti wa familia wa kibinadamu wa Mwana wa Mungu (</w:t>
       </w:r>
-      <w:hyperlink r:id="rId16">
-        <w:r>
-          <w:rPr>
-            <w:lang w:val="sw_KE" w:bidi="sw_KE"/>
-          </w:rPr>
-          <w:rPr>
-            <w:color w:val="0000EE"/>
-            <w:u w:val="single"/>
-          </w:rPr>
-          <w:t>Mathayo 1:5</w:t>
-        </w:r>
-      </w:hyperlink>
+      <w:r>
+        <w:rPr>
+          <w:lang w:val="sw_KE" w:bidi="sw_KE"/>
+        </w:rPr>
+        <w:t>Mathayo 1:5</w:t>
+      </w:r>
       <w:r>
         <w:rPr>
           <w:lang w:val="sw_KE" w:bidi="sw_KE"/>
@@ -424,108 +382,72 @@
           <w:lang w:val="sw_KE" w:bidi="sw_KE"/>
         </w:rPr>
       </w:r>
-      <w:hyperlink r:id="rId19">
-        <w:r>
-          <w:rPr>
-            <w:lang w:val="sw_KE" w:bidi="sw_KE"/>
-          </w:rPr>
-          <w:rPr>
-            <w:color w:val="0000EE"/>
-            <w:u w:val="single"/>
-          </w:rPr>
-          <w:t>Yoshua 2:1–21</w:t>
-        </w:r>
-      </w:hyperlink>
+      <w:r>
+        <w:rPr>
+          <w:lang w:val="sw_KE" w:bidi="sw_KE"/>
+        </w:rPr>
+        <w:t>Yoshua 2:1–21</w:t>
+      </w:r>
       <w:r>
         <w:rPr>
           <w:lang w:val="sw_KE" w:bidi="sw_KE"/>
         </w:rPr>
         <w:t xml:space="preserve">; </w:t>
       </w:r>
-      <w:hyperlink r:id="rId20">
-        <w:r>
-          <w:rPr>
-            <w:lang w:val="sw_KE" w:bidi="sw_KE"/>
-          </w:rPr>
-          <w:rPr>
-            <w:color w:val="0000EE"/>
-            <w:u w:val="single"/>
-          </w:rPr>
-          <w:t>6:17</w:t>
-        </w:r>
-      </w:hyperlink>
+      <w:r>
+        <w:rPr>
+          <w:lang w:val="sw_KE" w:bidi="sw_KE"/>
+        </w:rPr>
+        <w:t>6:17</w:t>
+      </w:r>
       <w:r>
         <w:rPr>
           <w:lang w:val="sw_KE" w:bidi="sw_KE"/>
         </w:rPr>
         <w:t xml:space="preserve">, </w:t>
       </w:r>
-      <w:hyperlink r:id="rId21">
-        <w:r>
-          <w:rPr>
-            <w:lang w:val="sw_KE" w:bidi="sw_KE"/>
-          </w:rPr>
-          <w:rPr>
-            <w:color w:val="0000EE"/>
-            <w:u w:val="single"/>
-          </w:rPr>
-          <w:t>22–25</w:t>
-        </w:r>
-      </w:hyperlink>
+      <w:r>
+        <w:rPr>
+          <w:lang w:val="sw_KE" w:bidi="sw_KE"/>
+        </w:rPr>
+        <w:t>22–25</w:t>
+      </w:r>
       <w:r>
         <w:rPr>
           <w:lang w:val="sw_KE" w:bidi="sw_KE"/>
         </w:rPr>
         <w:t xml:space="preserve">; </w:t>
       </w:r>
-      <w:hyperlink r:id="rId16">
-        <w:r>
-          <w:rPr>
-            <w:lang w:val="sw_KE" w:bidi="sw_KE"/>
-          </w:rPr>
-          <w:rPr>
-            <w:color w:val="0000EE"/>
-            <w:u w:val="single"/>
-          </w:rPr>
-          <w:t>Mathayo 1:5</w:t>
-        </w:r>
-      </w:hyperlink>
+      <w:r>
+        <w:rPr>
+          <w:lang w:val="sw_KE" w:bidi="sw_KE"/>
+        </w:rPr>
+        <w:t>Mathayo 1:5</w:t>
+      </w:r>
       <w:r>
         <w:rPr>
           <w:lang w:val="sw_KE" w:bidi="sw_KE"/>
         </w:rPr>
         <w:t xml:space="preserve">; </w:t>
       </w:r>
-      <w:hyperlink r:id="rId17">
-        <w:r>
-          <w:rPr>
-            <w:lang w:val="sw_KE" w:bidi="sw_KE"/>
-          </w:rPr>
-          <w:rPr>
-            <w:color w:val="0000EE"/>
-            <w:u w:val="single"/>
-          </w:rPr>
-          <w:t>Waebrania 11:31</w:t>
-        </w:r>
-      </w:hyperlink>
+      <w:r>
+        <w:rPr>
+          <w:lang w:val="sw_KE" w:bidi="sw_KE"/>
+        </w:rPr>
+        <w:t>Waebrania 11:31</w:t>
+      </w:r>
       <w:r>
         <w:rPr>
           <w:lang w:val="sw_KE" w:bidi="sw_KE"/>
         </w:rPr>
         <w:t xml:space="preserve">; </w:t>
       </w:r>
-      <w:hyperlink r:id="rId18">
-        <w:r>
-          <w:rPr>
-            <w:lang w:val="sw_KE" w:bidi="sw_KE"/>
-          </w:rPr>
-          <w:rPr>
-            <w:color w:val="0000EE"/>
-            <w:u w:val="single"/>
-          </w:rPr>
-          <w:t>Yakobo 2:25</w:t>
-        </w:r>
-      </w:hyperlink>
+      <w:r>
+        <w:rPr>
+          <w:lang w:val="sw_KE" w:bidi="sw_KE"/>
+        </w:rPr>
+        <w:t>Yakobo 2:25</w:t>
+      </w:r>
       <w:r>
         <w:rPr>
           <w:lang w:val="sw_KE" w:bidi="sw_KE"/>
@@ -574,18 +496,12 @@
         </w:rPr>
         <w:t>Raheli alikuwa dada mdogo wa Labani. Alikuwa mrembo, na Yakobo alimpenda zaidi kuliko wake zake wengine. Alikutana naye kwa mara ya kwanza alipofika Padan-aramu huko Harani. Alimsaidia kuondoa jiwe kutoka kwenye kisima na kumwagilia kondoo wa baba yake (</w:t>
       </w:r>
-      <w:hyperlink r:id="rId22">
-        <w:r>
-          <w:rPr>
-            <w:lang w:val="sw_KE" w:bidi="sw_KE"/>
-          </w:rPr>
-          <w:rPr>
-            <w:color w:val="0000EE"/>
-            <w:u w:val="single"/>
-          </w:rPr>
-          <w:t>Mwanzo 29:10</w:t>
-        </w:r>
-      </w:hyperlink>
+      <w:r>
+        <w:rPr>
+          <w:lang w:val="sw_KE" w:bidi="sw_KE"/>
+        </w:rPr>
+        <w:t>Mwanzo 29:10</w:t>
+      </w:r>
       <w:r>
         <w:rPr>
           <w:lang w:val="sw_KE" w:bidi="sw_KE"/>
@@ -606,72 +522,48 @@
         </w:rPr>
         <w:t>Labani alimdanganya Yakobo kuoa Lea, binti yake mkubwa ambaye hakuwa mrembo sana, kabla ya kumruhusu kuoa Raheli. Tofauti na Lea, mwanzoni Raheli hakuweza kupata watoto (</w:t>
       </w:r>
-      <w:hyperlink r:id="rId23">
-        <w:r>
-          <w:rPr>
-            <w:lang w:val="sw_KE" w:bidi="sw_KE"/>
-          </w:rPr>
-          <w:rPr>
-            <w:color w:val="0000EE"/>
-            <w:u w:val="single"/>
-          </w:rPr>
-          <w:t>Mwanzo 29:31</w:t>
-        </w:r>
-      </w:hyperlink>
+      <w:r>
+        <w:rPr>
+          <w:lang w:val="sw_KE" w:bidi="sw_KE"/>
+        </w:rPr>
+        <w:t>Mwanzo 29:31</w:t>
+      </w:r>
       <w:r>
         <w:rPr>
           <w:lang w:val="sw_KE" w:bidi="sw_KE"/>
         </w:rPr>
         <w:t xml:space="preserve">; </w:t>
       </w:r>
-      <w:hyperlink r:id="rId24">
-        <w:r>
-          <w:rPr>
-            <w:lang w:val="sw_KE" w:bidi="sw_KE"/>
-          </w:rPr>
-          <w:rPr>
-            <w:color w:val="0000EE"/>
-            <w:u w:val="single"/>
-          </w:rPr>
-          <w:t>30:1</w:t>
-        </w:r>
-      </w:hyperlink>
+      <w:r>
+        <w:rPr>
+          <w:lang w:val="sw_KE" w:bidi="sw_KE"/>
+        </w:rPr>
+        <w:t>30:1</w:t>
+      </w:r>
       <w:r>
         <w:rPr>
           <w:lang w:val="sw_KE" w:bidi="sw_KE"/>
         </w:rPr>
         <w:t>). Alimpa mtumishi wake Bilha kwa Yakobo ili apate watoto kwa niaba yake, na hivyo kuzaliwa Dani na Naftali (</w:t>
       </w:r>
-      <w:hyperlink r:id="rId25">
-        <w:r>
-          <w:rPr>
-            <w:lang w:val="sw_KE" w:bidi="sw_KE"/>
-          </w:rPr>
-          <w:rPr>
-            <w:color w:val="0000EE"/>
-            <w:u w:val="single"/>
-          </w:rPr>
-          <w:t>Mwanzo 30:3–8</w:t>
-        </w:r>
-      </w:hyperlink>
+      <w:r>
+        <w:rPr>
+          <w:lang w:val="sw_KE" w:bidi="sw_KE"/>
+        </w:rPr>
+        <w:t>Mwanzo 30:3–8</w:t>
+      </w:r>
       <w:r>
         <w:rPr>
           <w:lang w:val="sw_KE" w:bidi="sw_KE"/>
         </w:rPr>
         <w:t>). Hatimaye, Raheli alipata mimba na kumzaa Yosefu (</w:t>
       </w:r>
-      <w:hyperlink r:id="rId26">
-        <w:r>
-          <w:rPr>
-            <w:lang w:val="sw_KE" w:bidi="sw_KE"/>
-          </w:rPr>
-          <w:rPr>
-            <w:color w:val="0000EE"/>
-            <w:u w:val="single"/>
-          </w:rPr>
-          <w:t>Mwanzo 30:22–24</w:t>
-        </w:r>
-      </w:hyperlink>
+      <w:r>
+        <w:rPr>
+          <w:lang w:val="sw_KE" w:bidi="sw_KE"/>
+        </w:rPr>
+        <w:t>Mwanzo 30:22–24</w:t>
+      </w:r>
       <w:r>
         <w:rPr>
           <w:lang w:val="sw_KE" w:bidi="sw_KE"/>
@@ -692,90 +584,60 @@
         </w:rPr>
         <w:t>Kati ya Betheli na Bethlehemu, Raheli alifariki wakati wa kujifungua Benyamini (</w:t>
       </w:r>
-      <w:hyperlink r:id="rId27">
-        <w:r>
-          <w:rPr>
-            <w:lang w:val="sw_KE" w:bidi="sw_KE"/>
-          </w:rPr>
-          <w:rPr>
-            <w:color w:val="0000EE"/>
-            <w:u w:val="single"/>
-          </w:rPr>
-          <w:t>Mwanzo 35:16–20</w:t>
-        </w:r>
-      </w:hyperlink>
+      <w:r>
+        <w:rPr>
+          <w:lang w:val="sw_KE" w:bidi="sw_KE"/>
+        </w:rPr>
+        <w:t>Mwanzo 35:16–20</w:t>
+      </w:r>
       <w:r>
         <w:rPr>
           <w:lang w:val="sw_KE" w:bidi="sw_KE"/>
         </w:rPr>
         <w:t>). Yakobo aliweka nguzo juu ya kaburi lake, ambayo ilibaki kuwa alama hata wakati wa Sauli (</w:t>
       </w:r>
-      <w:hyperlink r:id="rId28">
-        <w:r>
-          <w:rPr>
-            <w:lang w:val="sw_KE" w:bidi="sw_KE"/>
-          </w:rPr>
-          <w:rPr>
-            <w:color w:val="0000EE"/>
-            <w:u w:val="single"/>
-          </w:rPr>
-          <w:t>1 Samweli 10:2</w:t>
-        </w:r>
-      </w:hyperlink>
+      <w:r>
+        <w:rPr>
+          <w:lang w:val="sw_KE" w:bidi="sw_KE"/>
+        </w:rPr>
+        <w:t>1 Samweli 10:2</w:t>
+      </w:r>
       <w:r>
         <w:rPr>
           <w:lang w:val="sw_KE" w:bidi="sw_KE"/>
         </w:rPr>
         <w:t>). Raheli na Lea wanaheshimiwa kwa kujenga nyumba ya Israeli (</w:t>
       </w:r>
-      <w:hyperlink r:id="rId29">
-        <w:r>
-          <w:rPr>
-            <w:lang w:val="sw_KE" w:bidi="sw_KE"/>
-          </w:rPr>
-          <w:rPr>
-            <w:color w:val="0000EE"/>
-            <w:u w:val="single"/>
-          </w:rPr>
-          <w:t>Ruthu 4:11</w:t>
-        </w:r>
-      </w:hyperlink>
+      <w:r>
+        <w:rPr>
+          <w:lang w:val="sw_KE" w:bidi="sw_KE"/>
+        </w:rPr>
+        <w:t>Ruthu 4:11</w:t>
+      </w:r>
       <w:r>
         <w:rPr>
           <w:lang w:val="sw_KE" w:bidi="sw_KE"/>
         </w:rPr>
         <w:t xml:space="preserve">). Katika </w:t>
       </w:r>
-      <w:hyperlink r:id="rId30">
-        <w:r>
-          <w:rPr>
-            <w:lang w:val="sw_KE" w:bidi="sw_KE"/>
-          </w:rPr>
-          <w:rPr>
-            <w:color w:val="0000EE"/>
-            <w:u w:val="single"/>
-          </w:rPr>
-          <w:t>Yeremia 31:15</w:t>
-        </w:r>
-      </w:hyperlink>
+      <w:r>
+        <w:rPr>
+          <w:lang w:val="sw_KE" w:bidi="sw_KE"/>
+        </w:rPr>
+        <w:t>Yeremia 31:15</w:t>
+      </w:r>
       <w:r>
         <w:rPr>
           <w:lang w:val="sw_KE" w:bidi="sw_KE"/>
         </w:rPr>
         <w:t>, Raheli anaonyeshwa akilia kwa ajili ya watoto wake waliochukuliwa mateka. Mathayo anarejelea maneno ya Yeremia wakati wa mauaji ya watoto wa kiume na Herode karibu na Bethlehemu muda mfupi baada ya kuzaliwa kwa Yesu (</w:t>
       </w:r>
-      <w:hyperlink r:id="rId31">
-        <w:r>
-          <w:rPr>
-            <w:lang w:val="sw_KE" w:bidi="sw_KE"/>
-          </w:rPr>
-          <w:rPr>
-            <w:color w:val="0000EE"/>
-            <w:u w:val="single"/>
-          </w:rPr>
-          <w:t>Mathayo 2:16–18</w:t>
-        </w:r>
-      </w:hyperlink>
+      <w:r>
+        <w:rPr>
+          <w:lang w:val="sw_KE" w:bidi="sw_KE"/>
+        </w:rPr>
+        <w:t>Mathayo 2:16–18</w:t>
+      </w:r>
       <w:r>
         <w:rPr>
           <w:lang w:val="sw_KE" w:bidi="sw_KE"/>
@@ -805,198 +667,132 @@
           <w:lang w:val="sw_KE" w:bidi="sw_KE"/>
         </w:rPr>
       </w:r>
-      <w:hyperlink r:id="rId32">
-        <w:r>
-          <w:rPr>
-            <w:lang w:val="sw_KE" w:bidi="sw_KE"/>
-          </w:rPr>
-          <w:rPr>
-            <w:color w:val="0000EE"/>
-            <w:u w:val="single"/>
-          </w:rPr>
-          <w:t>Mwanzo 29:6–30:24</w:t>
-        </w:r>
-      </w:hyperlink>
+      <w:r>
+        <w:rPr>
+          <w:lang w:val="sw_KE" w:bidi="sw_KE"/>
+        </w:rPr>
+        <w:t>Mwanzo 29:6–30:24</w:t>
+      </w:r>
       <w:r>
         <w:rPr>
           <w:lang w:val="sw_KE" w:bidi="sw_KE"/>
         </w:rPr>
         <w:t xml:space="preserve">; </w:t>
       </w:r>
-      <w:hyperlink r:id="rId33">
-        <w:r>
-          <w:rPr>
-            <w:lang w:val="sw_KE" w:bidi="sw_KE"/>
-          </w:rPr>
-          <w:rPr>
-            <w:color w:val="0000EE"/>
-            <w:u w:val="single"/>
-          </w:rPr>
-          <w:t>31:4–19</w:t>
-        </w:r>
-      </w:hyperlink>
+      <w:r>
+        <w:rPr>
+          <w:lang w:val="sw_KE" w:bidi="sw_KE"/>
+        </w:rPr>
+        <w:t>31:4–19</w:t>
+      </w:r>
       <w:r>
         <w:rPr>
           <w:lang w:val="sw_KE" w:bidi="sw_KE"/>
         </w:rPr>
         <w:t xml:space="preserve">, </w:t>
       </w:r>
-      <w:hyperlink r:id="rId34">
-        <w:r>
-          <w:rPr>
-            <w:lang w:val="sw_KE" w:bidi="sw_KE"/>
-          </w:rPr>
-          <w:rPr>
-            <w:color w:val="0000EE"/>
-            <w:u w:val="single"/>
-          </w:rPr>
-          <w:t>31–35</w:t>
-        </w:r>
-      </w:hyperlink>
+      <w:r>
+        <w:rPr>
+          <w:lang w:val="sw_KE" w:bidi="sw_KE"/>
+        </w:rPr>
+        <w:t>31–35</w:t>
+      </w:r>
       <w:r>
         <w:rPr>
           <w:lang w:val="sw_KE" w:bidi="sw_KE"/>
         </w:rPr>
         <w:t xml:space="preserve">; </w:t>
       </w:r>
-      <w:hyperlink r:id="rId35">
-        <w:r>
-          <w:rPr>
-            <w:lang w:val="sw_KE" w:bidi="sw_KE"/>
-          </w:rPr>
-          <w:rPr>
-            <w:color w:val="0000EE"/>
-            <w:u w:val="single"/>
-          </w:rPr>
-          <w:t>33:1–7</w:t>
-        </w:r>
-      </w:hyperlink>
+      <w:r>
+        <w:rPr>
+          <w:lang w:val="sw_KE" w:bidi="sw_KE"/>
+        </w:rPr>
+        <w:t>33:1–7</w:t>
+      </w:r>
       <w:r>
         <w:rPr>
           <w:lang w:val="sw_KE" w:bidi="sw_KE"/>
         </w:rPr>
         <w:t xml:space="preserve">; </w:t>
       </w:r>
-      <w:hyperlink r:id="rId27">
-        <w:r>
-          <w:rPr>
-            <w:lang w:val="sw_KE" w:bidi="sw_KE"/>
-          </w:rPr>
-          <w:rPr>
-            <w:color w:val="0000EE"/>
-            <w:u w:val="single"/>
-          </w:rPr>
-          <w:t>35:16–20</w:t>
-        </w:r>
-      </w:hyperlink>
+      <w:r>
+        <w:rPr>
+          <w:lang w:val="sw_KE" w:bidi="sw_KE"/>
+        </w:rPr>
+        <w:t>35:16–20</w:t>
+      </w:r>
       <w:r>
         <w:rPr>
           <w:lang w:val="sw_KE" w:bidi="sw_KE"/>
         </w:rPr>
         <w:t xml:space="preserve">; </w:t>
       </w:r>
-      <w:hyperlink r:id="rId36">
-        <w:r>
-          <w:rPr>
-            <w:lang w:val="sw_KE" w:bidi="sw_KE"/>
-          </w:rPr>
-          <w:rPr>
-            <w:color w:val="0000EE"/>
-            <w:u w:val="single"/>
-          </w:rPr>
-          <w:t>46:19–22</w:t>
-        </w:r>
-      </w:hyperlink>
+      <w:r>
+        <w:rPr>
+          <w:lang w:val="sw_KE" w:bidi="sw_KE"/>
+        </w:rPr>
+        <w:t>46:19–22</w:t>
+      </w:r>
       <w:r>
         <w:rPr>
           <w:lang w:val="sw_KE" w:bidi="sw_KE"/>
         </w:rPr>
         <w:t xml:space="preserve">; </w:t>
       </w:r>
-      <w:hyperlink r:id="rId37">
-        <w:r>
-          <w:rPr>
-            <w:lang w:val="sw_KE" w:bidi="sw_KE"/>
-          </w:rPr>
-          <w:rPr>
-            <w:color w:val="0000EE"/>
-            <w:u w:val="single"/>
-          </w:rPr>
-          <w:t>48:7</w:t>
-        </w:r>
-      </w:hyperlink>
+      <w:r>
+        <w:rPr>
+          <w:lang w:val="sw_KE" w:bidi="sw_KE"/>
+        </w:rPr>
+        <w:t>48:7</w:t>
+      </w:r>
       <w:r>
         <w:rPr>
           <w:lang w:val="sw_KE" w:bidi="sw_KE"/>
         </w:rPr>
         <w:t xml:space="preserve">; </w:t>
       </w:r>
-      <w:hyperlink r:id="rId29">
-        <w:r>
-          <w:rPr>
-            <w:lang w:val="sw_KE" w:bidi="sw_KE"/>
-          </w:rPr>
-          <w:rPr>
-            <w:color w:val="0000EE"/>
-            <w:u w:val="single"/>
-          </w:rPr>
-          <w:t>Ruthu 4:11</w:t>
-        </w:r>
-      </w:hyperlink>
+      <w:r>
+        <w:rPr>
+          <w:lang w:val="sw_KE" w:bidi="sw_KE"/>
+        </w:rPr>
+        <w:t>Ruthu 4:11</w:t>
+      </w:r>
       <w:r>
         <w:rPr>
           <w:lang w:val="sw_KE" w:bidi="sw_KE"/>
         </w:rPr>
         <w:t xml:space="preserve">; </w:t>
       </w:r>
-      <w:hyperlink r:id="rId28">
-        <w:r>
-          <w:rPr>
-            <w:lang w:val="sw_KE" w:bidi="sw_KE"/>
-          </w:rPr>
-          <w:rPr>
-            <w:color w:val="0000EE"/>
-            <w:u w:val="single"/>
-          </w:rPr>
-          <w:t>1 Samweli 10:2</w:t>
-        </w:r>
-      </w:hyperlink>
+      <w:r>
+        <w:rPr>
+          <w:lang w:val="sw_KE" w:bidi="sw_KE"/>
+        </w:rPr>
+        <w:t>1 Samweli 10:2</w:t>
+      </w:r>
       <w:r>
         <w:rPr>
           <w:lang w:val="sw_KE" w:bidi="sw_KE"/>
         </w:rPr>
         <w:t xml:space="preserve">; </w:t>
       </w:r>
-      <w:hyperlink r:id="rId30">
-        <w:r>
-          <w:rPr>
-            <w:lang w:val="sw_KE" w:bidi="sw_KE"/>
-          </w:rPr>
-          <w:rPr>
-            <w:color w:val="0000EE"/>
-            <w:u w:val="single"/>
-          </w:rPr>
-          <w:t>Yeremia 31:15</w:t>
-        </w:r>
-      </w:hyperlink>
+      <w:r>
+        <w:rPr>
+          <w:lang w:val="sw_KE" w:bidi="sw_KE"/>
+        </w:rPr>
+        <w:t>Yeremia 31:15</w:t>
+      </w:r>
       <w:r>
         <w:rPr>
           <w:lang w:val="sw_KE" w:bidi="sw_KE"/>
         </w:rPr>
         <w:t xml:space="preserve">; </w:t>
       </w:r>
-      <w:hyperlink r:id="rId38">
-        <w:r>
-          <w:rPr>
-            <w:lang w:val="sw_KE" w:bidi="sw_KE"/>
-          </w:rPr>
-          <w:rPr>
-            <w:color w:val="0000EE"/>
-            <w:u w:val="single"/>
-          </w:rPr>
-          <w:t>Mathayo 2:18</w:t>
-        </w:r>
-      </w:hyperlink>
+      <w:r>
+        <w:rPr>
+          <w:lang w:val="sw_KE" w:bidi="sw_KE"/>
+        </w:rPr>
+        <w:t>Mathayo 2:18</w:t>
+      </w:r>
       <w:r>
         <w:rPr>
           <w:lang w:val="sw_KE" w:bidi="sw_KE"/>
@@ -1045,36 +841,24 @@
         </w:rPr>
         <w:t xml:space="preserve">Rebeka alikuwa mke wa Isaka. </w:t>
       </w:r>
-      <w:hyperlink r:id="rId39">
-        <w:r>
-          <w:rPr>
-            <w:lang w:val="sw_KE" w:bidi="sw_KE"/>
-          </w:rPr>
-          <w:rPr>
-            <w:color w:val="0000EE"/>
-            <w:u w:val="single"/>
-          </w:rPr>
-          <w:t>Mwanzo 24</w:t>
-        </w:r>
-      </w:hyperlink>
+      <w:r>
+        <w:rPr>
+          <w:lang w:val="sw_KE" w:bidi="sw_KE"/>
+        </w:rPr>
+        <w:t>Mwanzo 24</w:t>
+      </w:r>
       <w:r>
         <w:rPr>
           <w:lang w:val="sw_KE" w:bidi="sw_KE"/>
         </w:rPr>
         <w:t xml:space="preserve"> inasimulia hadithi ya mtumishi wa Abrahamu ambaye alitafuta mke kwa ajili ya Isaka. Akifuata maagizo ya Abrahamu, alisafiri hadi Harani katika Aramu-naharaimu (kaskazini magharibi mwa Mesopotamia) kutafuta jamaa wa Abrahamu. Abrahamu hakutaka Isaka aoe Mkanani wa eneo hilo. Mtumishi alisali kwamba mwanamke ambaye Mungu alimchagua kwa ajili ya Isaka angempa kinywaji na pia kumwagilia ngamia wake (</w:t>
       </w:r>
-      <w:hyperlink r:id="rId40">
-        <w:r>
-          <w:rPr>
-            <w:lang w:val="sw_KE" w:bidi="sw_KE"/>
-          </w:rPr>
-          <w:rPr>
-            <w:color w:val="0000EE"/>
-            <w:u w:val="single"/>
-          </w:rPr>
-          <w:t>Mwanzo 24:12–14</w:t>
-        </w:r>
-      </w:hyperlink>
+      <w:r>
+        <w:rPr>
+          <w:lang w:val="sw_KE" w:bidi="sw_KE"/>
+        </w:rPr>
+        <w:t>Mwanzo 24:12–14</w:t>
+      </w:r>
       <w:r>
         <w:rPr>
           <w:lang w:val="sw_KE" w:bidi="sw_KE"/>
@@ -1095,54 +879,36 @@
         </w:rPr>
         <w:t>Mungu alijibu sala yake kwa uwazi kwa kumpatia Rebeka, binti wa Bethueli (</w:t>
       </w:r>
-      <w:hyperlink r:id="rId41">
-        <w:r>
-          <w:rPr>
-            <w:lang w:val="sw_KE" w:bidi="sw_KE"/>
-          </w:rPr>
-          <w:rPr>
-            <w:color w:val="0000EE"/>
-            <w:u w:val="single"/>
-          </w:rPr>
-          <w:t>Mwanzo 22:23</w:t>
-        </w:r>
-      </w:hyperlink>
+      <w:r>
+        <w:rPr>
+          <w:lang w:val="sw_KE" w:bidi="sw_KE"/>
+        </w:rPr>
+        <w:t>Mwanzo 22:23</w:t>
+      </w:r>
       <w:r>
         <w:rPr>
           <w:lang w:val="sw_KE" w:bidi="sw_KE"/>
         </w:rPr>
         <w:t xml:space="preserve">; </w:t>
       </w:r>
-      <w:hyperlink r:id="rId42">
-        <w:r>
-          <w:rPr>
-            <w:lang w:val="sw_KE" w:bidi="sw_KE"/>
-          </w:rPr>
-          <w:rPr>
-            <w:color w:val="0000EE"/>
-            <w:u w:val="single"/>
-          </w:rPr>
-          <w:t>25:20</w:t>
-        </w:r>
-      </w:hyperlink>
+      <w:r>
+        <w:rPr>
+          <w:lang w:val="sw_KE" w:bidi="sw_KE"/>
+        </w:rPr>
+        <w:t>25:20</w:t>
+      </w:r>
       <w:r>
         <w:rPr>
           <w:lang w:val="sw_KE" w:bidi="sw_KE"/>
         </w:rPr>
         <w:t>). Bethueli alikuwa mwana wa Nahori, kaka wa Abrahamu (</w:t>
       </w:r>
-      <w:hyperlink r:id="rId43">
-        <w:r>
-          <w:rPr>
-            <w:lang w:val="sw_KE" w:bidi="sw_KE"/>
-          </w:rPr>
-          <w:rPr>
-            <w:color w:val="0000EE"/>
-            <w:u w:val="single"/>
-          </w:rPr>
-          <w:t>24:24</w:t>
-        </w:r>
-      </w:hyperlink>
+      <w:r>
+        <w:rPr>
+          <w:lang w:val="sw_KE" w:bidi="sw_KE"/>
+        </w:rPr>
+        <w:t>24:24</w:t>
+      </w:r>
       <w:r>
         <w:rPr>
           <w:lang w:val="sw_KE" w:bidi="sw_KE"/>
@@ -1163,72 +929,48 @@
         </w:rPr>
         <w:t>Mtumishi wa Abrahamu alieleza jinsi Mungu alivyomwongoza (</w:t>
       </w:r>
-      <w:hyperlink r:id="rId44">
-        <w:r>
-          <w:rPr>
-            <w:lang w:val="sw_KE" w:bidi="sw_KE"/>
-          </w:rPr>
-          <w:rPr>
-            <w:color w:val="0000EE"/>
-            <w:u w:val="single"/>
-          </w:rPr>
-          <w:t>Mwanzo 24:34–49</w:t>
-        </w:r>
-      </w:hyperlink>
+      <w:r>
+        <w:rPr>
+          <w:lang w:val="sw_KE" w:bidi="sw_KE"/>
+        </w:rPr>
+        <w:t>Mwanzo 24:34–49</w:t>
+      </w:r>
       <w:r>
         <w:rPr>
           <w:lang w:val="sw_KE" w:bidi="sw_KE"/>
         </w:rPr>
         <w:t>). Familia ya Rebeka iliona kuwa hiyo ilikuwa kazi ya Mungu, lakini walihisi wasiwasi kumruhusu aondoke mara moja (</w:t>
       </w:r>
-      <w:hyperlink r:id="rId45">
-        <w:r>
-          <w:rPr>
-            <w:lang w:val="sw_KE" w:bidi="sw_KE"/>
-          </w:rPr>
-          <w:rPr>
-            <w:color w:val="0000EE"/>
-            <w:u w:val="single"/>
-          </w:rPr>
-          <w:t>24:50–56</w:t>
-        </w:r>
-      </w:hyperlink>
+      <w:r>
+        <w:rPr>
+          <w:lang w:val="sw_KE" w:bidi="sw_KE"/>
+        </w:rPr>
+        <w:t>24:50–56</w:t>
+      </w:r>
       <w:r>
         <w:rPr>
           <w:lang w:val="sw_KE" w:bidi="sw_KE"/>
         </w:rPr>
         <w:t>). Hata hivyo, Rebeka alionyesha imani katika mpango wa Mungu na alikuwa tayari kuacha familia yake mara moja ili kuolewa na Isaka (</w:t>
       </w:r>
-      <w:hyperlink r:id="rId46">
-        <w:r>
-          <w:rPr>
-            <w:lang w:val="sw_KE" w:bidi="sw_KE"/>
-          </w:rPr>
-          <w:rPr>
-            <w:color w:val="0000EE"/>
-            <w:u w:val="single"/>
-          </w:rPr>
-          <w:t>Mwanzo 24:57–58</w:t>
-        </w:r>
-      </w:hyperlink>
+      <w:r>
+        <w:rPr>
+          <w:lang w:val="sw_KE" w:bidi="sw_KE"/>
+        </w:rPr>
+        <w:t>Mwanzo 24:57–58</w:t>
+      </w:r>
       <w:r>
         <w:rPr>
           <w:lang w:val="sw_KE" w:bidi="sw_KE"/>
         </w:rPr>
         <w:t>). Imani ya Rebeka ilizawadiwa sana. Baraka ambayo familia yake ilimpa alipokuwa anaondoka ilitimia alipokuwa na kizazi kijacho cha ukoo ulioteuliwa na Mungu pamoja na Isaka (</w:t>
       </w:r>
-      <w:hyperlink r:id="rId47">
-        <w:r>
-          <w:rPr>
-            <w:lang w:val="sw_KE" w:bidi="sw_KE"/>
-          </w:rPr>
-          <w:rPr>
-            <w:color w:val="0000EE"/>
-            <w:u w:val="single"/>
-          </w:rPr>
-          <w:t>Mwanzo 24:59–60</w:t>
-        </w:r>
-      </w:hyperlink>
+      <w:r>
+        <w:rPr>
+          <w:lang w:val="sw_KE" w:bidi="sw_KE"/>
+        </w:rPr>
+        <w:t>Mwanzo 24:59–60</w:t>
+      </w:r>
       <w:r>
         <w:rPr>
           <w:lang w:val="sw_KE" w:bidi="sw_KE"/>
@@ -1249,90 +991,60 @@
         </w:rPr>
         <w:t>Rebeka alizaa mapacha, Esau na Yakobo (</w:t>
       </w:r>
-      <w:hyperlink r:id="rId48">
-        <w:r>
-          <w:rPr>
-            <w:lang w:val="sw_KE" w:bidi="sw_KE"/>
-          </w:rPr>
-          <w:rPr>
-            <w:color w:val="0000EE"/>
-            <w:u w:val="single"/>
-          </w:rPr>
-          <w:t>Mwanzo 25:20–26</w:t>
-        </w:r>
-      </w:hyperlink>
+      <w:r>
+        <w:rPr>
+          <w:lang w:val="sw_KE" w:bidi="sw_KE"/>
+        </w:rPr>
+        <w:t>Mwanzo 25:20–26</w:t>
+      </w:r>
       <w:r>
         <w:rPr>
           <w:lang w:val="sw_KE" w:bidi="sw_KE"/>
         </w:rPr>
         <w:t>). Alimpenda Yakobo, mwana mdogo, kwa sababu Mungu alimwambia angekuwa na nguvu zaidi na kuwaongoza hao wawili (</w:t>
       </w:r>
-      <w:hyperlink r:id="rId49">
-        <w:r>
-          <w:rPr>
-            <w:lang w:val="sw_KE" w:bidi="sw_KE"/>
-          </w:rPr>
-          <w:rPr>
-            <w:color w:val="0000EE"/>
-            <w:u w:val="single"/>
-          </w:rPr>
-          <w:t>Mwanzo 25:23</w:t>
-        </w:r>
-      </w:hyperlink>
+      <w:r>
+        <w:rPr>
+          <w:lang w:val="sw_KE" w:bidi="sw_KE"/>
+        </w:rPr>
+        <w:t>Mwanzo 25:23</w:t>
+      </w:r>
       <w:r>
         <w:rPr>
           <w:lang w:val="sw_KE" w:bidi="sw_KE"/>
         </w:rPr>
         <w:t>). Rebeka alimsaidia Yakobo kupata baraka ya mzaliwa wa kwanza kwa kumdanganya Isaka (</w:t>
       </w:r>
-      <w:hyperlink r:id="rId50">
-        <w:r>
-          <w:rPr>
-            <w:lang w:val="sw_KE" w:bidi="sw_KE"/>
-          </w:rPr>
-          <w:rPr>
-            <w:color w:val="0000EE"/>
-            <w:u w:val="single"/>
-          </w:rPr>
-          <w:t>Mwanzo 27:1–40</w:t>
-        </w:r>
-      </w:hyperlink>
+      <w:r>
+        <w:rPr>
+          <w:lang w:val="sw_KE" w:bidi="sw_KE"/>
+        </w:rPr>
+        <w:t>Mwanzo 27:1–40</w:t>
+      </w:r>
       <w:r>
         <w:rPr>
           <w:lang w:val="sw_KE" w:bidi="sw_KE"/>
         </w:rPr>
         <w:t>). Kisha alipanga Yakobo aende Harani ili kuepuka hasira ya Esau (</w:t>
       </w:r>
-      <w:hyperlink r:id="rId51">
-        <w:r>
-          <w:rPr>
-            <w:lang w:val="sw_KE" w:bidi="sw_KE"/>
-          </w:rPr>
-          <w:rPr>
-            <w:color w:val="0000EE"/>
-            <w:u w:val="single"/>
-          </w:rPr>
-          <w:t>Mwanzo 27:41–28:5</w:t>
-        </w:r>
-      </w:hyperlink>
+      <w:r>
+        <w:rPr>
+          <w:lang w:val="sw_KE" w:bidi="sw_KE"/>
+        </w:rPr>
+        <w:t>Mwanzo 27:41–28:5</w:t>
+      </w:r>
       <w:r>
         <w:rPr>
           <w:lang w:val="sw_KE" w:bidi="sw_KE"/>
         </w:rPr>
         <w:t>). Udanganyifu wa Rebeka ulisababisha mgawanyiko wa kudumu katika familia. Inawezekana hakumwona Yakobo tena. Hata hivyo, alizikwa na Isaka katika eneo la mazishi la familia (</w:t>
       </w:r>
-      <w:hyperlink r:id="rId52">
-        <w:r>
-          <w:rPr>
-            <w:lang w:val="sw_KE" w:bidi="sw_KE"/>
-          </w:rPr>
-          <w:rPr>
-            <w:color w:val="0000EE"/>
-            <w:u w:val="single"/>
-          </w:rPr>
-          <w:t>Mwanzo 49:31</w:t>
-        </w:r>
-      </w:hyperlink>
+      <w:r>
+        <w:rPr>
+          <w:lang w:val="sw_KE" w:bidi="sw_KE"/>
+        </w:rPr>
+        <w:t>Mwanzo 49:31</w:t>
+      </w:r>
       <w:r>
         <w:rPr>
           <w:lang w:val="sw_KE" w:bidi="sw_KE"/>
@@ -1362,198 +1074,132 @@
           <w:lang w:val="sw_KE" w:bidi="sw_KE"/>
         </w:rPr>
       </w:r>
-      <w:hyperlink r:id="rId41">
-        <w:r>
-          <w:rPr>
-            <w:lang w:val="sw_KE" w:bidi="sw_KE"/>
-          </w:rPr>
-          <w:rPr>
-            <w:color w:val="0000EE"/>
-            <w:u w:val="single"/>
-          </w:rPr>
-          <w:t>Mwanzo 22:23</w:t>
-        </w:r>
-      </w:hyperlink>
+      <w:r>
+        <w:rPr>
+          <w:lang w:val="sw_KE" w:bidi="sw_KE"/>
+        </w:rPr>
+        <w:t>Mwanzo 22:23</w:t>
+      </w:r>
       <w:r>
         <w:rPr>
           <w:lang w:val="sw_KE" w:bidi="sw_KE"/>
         </w:rPr>
         <w:t xml:space="preserve">; </w:t>
       </w:r>
-      <w:hyperlink r:id="rId53">
-        <w:r>
-          <w:rPr>
-            <w:lang w:val="sw_KE" w:bidi="sw_KE"/>
-          </w:rPr>
-          <w:rPr>
-            <w:color w:val="0000EE"/>
-            <w:u w:val="single"/>
-          </w:rPr>
-          <w:t>Mwanzo 24:12–67</w:t>
-        </w:r>
-      </w:hyperlink>
+      <w:r>
+        <w:rPr>
+          <w:lang w:val="sw_KE" w:bidi="sw_KE"/>
+        </w:rPr>
+        <w:t>Mwanzo 24:12–67</w:t>
+      </w:r>
       <w:r>
         <w:rPr>
           <w:lang w:val="sw_KE" w:bidi="sw_KE"/>
         </w:rPr>
         <w:t xml:space="preserve">; </w:t>
       </w:r>
-      <w:hyperlink r:id="rId54">
-        <w:r>
-          <w:rPr>
-            <w:lang w:val="sw_KE" w:bidi="sw_KE"/>
-          </w:rPr>
-          <w:rPr>
-            <w:color w:val="0000EE"/>
-            <w:u w:val="single"/>
-          </w:rPr>
-          <w:t>Mwanzo 25:20–28</w:t>
-        </w:r>
-      </w:hyperlink>
+      <w:r>
+        <w:rPr>
+          <w:lang w:val="sw_KE" w:bidi="sw_KE"/>
+        </w:rPr>
+        <w:t>Mwanzo 25:20–28</w:t>
+      </w:r>
       <w:r>
         <w:rPr>
           <w:lang w:val="sw_KE" w:bidi="sw_KE"/>
         </w:rPr>
         <w:t xml:space="preserve">; </w:t>
       </w:r>
-      <w:hyperlink r:id="rId55">
-        <w:r>
-          <w:rPr>
-            <w:lang w:val="sw_KE" w:bidi="sw_KE"/>
-          </w:rPr>
-          <w:rPr>
-            <w:color w:val="0000EE"/>
-            <w:u w:val="single"/>
-          </w:rPr>
-          <w:t>Mwanzo 26:7–8</w:t>
-        </w:r>
-      </w:hyperlink>
+      <w:r>
+        <w:rPr>
+          <w:lang w:val="sw_KE" w:bidi="sw_KE"/>
+        </w:rPr>
+        <w:t>Mwanzo 26:7–8</w:t>
+      </w:r>
       <w:r>
         <w:rPr>
           <w:lang w:val="sw_KE" w:bidi="sw_KE"/>
         </w:rPr>
         <w:t xml:space="preserve">, </w:t>
       </w:r>
-      <w:hyperlink r:id="rId56">
-        <w:r>
-          <w:rPr>
-            <w:lang w:val="sw_KE" w:bidi="sw_KE"/>
-          </w:rPr>
-          <w:rPr>
-            <w:color w:val="0000EE"/>
-            <w:u w:val="single"/>
-          </w:rPr>
-          <w:t>35</w:t>
-        </w:r>
-      </w:hyperlink>
+      <w:r>
+        <w:rPr>
+          <w:lang w:val="sw_KE" w:bidi="sw_KE"/>
+        </w:rPr>
+        <w:t>35</w:t>
+      </w:r>
       <w:r>
         <w:rPr>
           <w:lang w:val="sw_KE" w:bidi="sw_KE"/>
         </w:rPr>
         <w:t xml:space="preserve">; </w:t>
       </w:r>
-      <w:hyperlink r:id="rId57">
-        <w:r>
-          <w:rPr>
-            <w:lang w:val="sw_KE" w:bidi="sw_KE"/>
-          </w:rPr>
-          <w:rPr>
-            <w:color w:val="0000EE"/>
-            <w:u w:val="single"/>
-          </w:rPr>
-          <w:t>Mwanzo 27:5–17</w:t>
-        </w:r>
-      </w:hyperlink>
+      <w:r>
+        <w:rPr>
+          <w:lang w:val="sw_KE" w:bidi="sw_KE"/>
+        </w:rPr>
+        <w:t>Mwanzo 27:5–17</w:t>
+      </w:r>
       <w:r>
         <w:rPr>
           <w:lang w:val="sw_KE" w:bidi="sw_KE"/>
         </w:rPr>
         <w:t xml:space="preserve">, </w:t>
       </w:r>
-      <w:hyperlink r:id="rId58">
-        <w:r>
-          <w:rPr>
-            <w:lang w:val="sw_KE" w:bidi="sw_KE"/>
-          </w:rPr>
-          <w:rPr>
-            <w:color w:val="0000EE"/>
-            <w:u w:val="single"/>
-          </w:rPr>
-          <w:t>42–46</w:t>
-        </w:r>
-      </w:hyperlink>
+      <w:r>
+        <w:rPr>
+          <w:lang w:val="sw_KE" w:bidi="sw_KE"/>
+        </w:rPr>
+        <w:t>42–46</w:t>
+      </w:r>
       <w:r>
         <w:rPr>
           <w:lang w:val="sw_KE" w:bidi="sw_KE"/>
         </w:rPr>
         <w:t xml:space="preserve">; </w:t>
       </w:r>
-      <w:hyperlink r:id="rId59">
-        <w:r>
-          <w:rPr>
-            <w:lang w:val="sw_KE" w:bidi="sw_KE"/>
-          </w:rPr>
-          <w:rPr>
-            <w:color w:val="0000EE"/>
-            <w:u w:val="single"/>
-          </w:rPr>
-          <w:t>Mwanzo 29:12</w:t>
-        </w:r>
-      </w:hyperlink>
+      <w:r>
+        <w:rPr>
+          <w:lang w:val="sw_KE" w:bidi="sw_KE"/>
+        </w:rPr>
+        <w:t>Mwanzo 29:12</w:t>
+      </w:r>
       <w:r>
         <w:rPr>
           <w:lang w:val="sw_KE" w:bidi="sw_KE"/>
         </w:rPr>
         <w:t xml:space="preserve">; </w:t>
       </w:r>
-      <w:hyperlink r:id="rId60">
-        <w:r>
-          <w:rPr>
-            <w:lang w:val="sw_KE" w:bidi="sw_KE"/>
-          </w:rPr>
-          <w:rPr>
-            <w:color w:val="0000EE"/>
-            <w:u w:val="single"/>
-          </w:rPr>
-          <w:t>Mwanzo 35:8</w:t>
-        </w:r>
-      </w:hyperlink>
+      <w:r>
+        <w:rPr>
+          <w:lang w:val="sw_KE" w:bidi="sw_KE"/>
+        </w:rPr>
+        <w:t>Mwanzo 35:8</w:t>
+      </w:r>
       <w:r>
         <w:rPr>
           <w:lang w:val="sw_KE" w:bidi="sw_KE"/>
         </w:rPr>
         <w:t xml:space="preserve">; </w:t>
       </w:r>
-      <w:hyperlink r:id="rId52">
-        <w:r>
-          <w:rPr>
-            <w:lang w:val="sw_KE" w:bidi="sw_KE"/>
-          </w:rPr>
-          <w:rPr>
-            <w:color w:val="0000EE"/>
-            <w:u w:val="single"/>
-          </w:rPr>
-          <w:t>Mwanzo 49:31</w:t>
-        </w:r>
-      </w:hyperlink>
+      <w:r>
+        <w:rPr>
+          <w:lang w:val="sw_KE" w:bidi="sw_KE"/>
+        </w:rPr>
+        <w:t>Mwanzo 49:31</w:t>
+      </w:r>
       <w:r>
         <w:rPr>
           <w:lang w:val="sw_KE" w:bidi="sw_KE"/>
         </w:rPr>
         <w:t xml:space="preserve">; </w:t>
       </w:r>
-      <w:hyperlink r:id="rId61">
-        <w:r>
-          <w:rPr>
-            <w:lang w:val="sw_KE" w:bidi="sw_KE"/>
-          </w:rPr>
-          <w:rPr>
-            <w:color w:val="0000EE"/>
-            <w:u w:val="single"/>
-          </w:rPr>
-          <w:t>Warumi 9:10–13</w:t>
-        </w:r>
-      </w:hyperlink>
+      <w:r>
+        <w:rPr>
+          <w:lang w:val="sw_KE" w:bidi="sw_KE"/>
+        </w:rPr>
+        <w:t>Warumi 9:10–13</w:t>
+      </w:r>
       <w:r>
         <w:rPr>
           <w:lang w:val="sw_KE" w:bidi="sw_KE"/>
@@ -1602,18 +1248,12 @@
         </w:rPr>
         <w:t>Rehoboamu alikuwa mwana wa Solomoni na mwanamke Mwamoni (</w:t>
       </w:r>
-      <w:hyperlink r:id="rId62">
-        <w:r>
-          <w:rPr>
-            <w:lang w:val="sw_KE" w:bidi="sw_KE"/>
-          </w:rPr>
-          <w:rPr>
-            <w:color w:val="0000EE"/>
-            <w:u w:val="single"/>
-          </w:rPr>
-          <w:t>1 Wafalme 14:21</w:t>
-        </w:r>
-      </w:hyperlink>
+      <w:r>
+        <w:rPr>
+          <w:lang w:val="sw_KE" w:bidi="sw_KE"/>
+        </w:rPr>
+        <w:t>1 Wafalme 14:21</w:t>
+      </w:r>
       <w:r>
         <w:rPr>
           <w:lang w:val="sw_KE" w:bidi="sw_KE"/>
@@ -1634,72 +1274,48 @@
         </w:rPr>
         <w:t xml:space="preserve">Baada ya Solomoni kufariki mbamo mwaka wa 931 KK, Yuda ilimteua Rehoboamu kuwa mfalme haraka. Hata hivyo, makabila kumi ya kaskazini yalikuwa na wasiwasi kumhusu. Walitaka kupunguziwa sera kali za Solomoni (tazama </w:t>
       </w:r>
-      <w:hyperlink r:id="rId63">
-        <w:r>
-          <w:rPr>
-            <w:lang w:val="sw_KE" w:bidi="sw_KE"/>
-          </w:rPr>
-          <w:rPr>
-            <w:color w:val="0000EE"/>
-            <w:u w:val="single"/>
-          </w:rPr>
-          <w:t>1 Wafalme 12:4</w:t>
-        </w:r>
-      </w:hyperlink>
+      <w:r>
+        <w:rPr>
+          <w:lang w:val="sw_KE" w:bidi="sw_KE"/>
+        </w:rPr>
+        <w:t>1 Wafalme 12:4</w:t>
+      </w:r>
       <w:r>
         <w:rPr>
           <w:lang w:val="sw_KE" w:bidi="sw_KE"/>
         </w:rPr>
         <w:t xml:space="preserve">; </w:t>
       </w:r>
-      <w:hyperlink r:id="rId64">
-        <w:r>
-          <w:rPr>
-            <w:lang w:val="sw_KE" w:bidi="sw_KE"/>
-          </w:rPr>
-          <w:rPr>
-            <w:color w:val="0000EE"/>
-            <w:u w:val="single"/>
-          </w:rPr>
-          <w:t>2 Mambo ya Nyakati 10:4</w:t>
-        </w:r>
-      </w:hyperlink>
+      <w:r>
+        <w:rPr>
+          <w:lang w:val="sw_KE" w:bidi="sw_KE"/>
+        </w:rPr>
+        <w:t>2 Mambo ya Nyakati 10:4</w:t>
+      </w:r>
       <w:r>
         <w:rPr>
           <w:lang w:val="sw_KE" w:bidi="sw_KE"/>
         </w:rPr>
         <w:t>). Washauri wakuu wa mfalme walipendekeza akubali maombi yao, lakini aliwapuuza. Badala yake, alisikiliza washauri wachanga waliomshauri awe mkali zaidi kuliko baba yake. Makabila ya kaskazini yaliamua kuasi na kumchagua Yeroboamu, aliyekuwa afisa wa kazi wa Solomoni, kuwa mfalme wao. Rehoboamu alijaribu kwenda vitani kudhibiti kaskazini, lakini Mungu alimtuma nabii Shemaya kumwambia kwamba ilikuwa bure. Mgawanyiko huo ulikuwa hukumu ya Mungu (</w:t>
       </w:r>
-      <w:hyperlink r:id="rId65">
-        <w:r>
-          <w:rPr>
-            <w:lang w:val="sw_KE" w:bidi="sw_KE"/>
-          </w:rPr>
-          <w:rPr>
-            <w:color w:val="0000EE"/>
-            <w:u w:val="single"/>
-          </w:rPr>
-          <w:t>2 Mambo ya Nyakati 11:1–4</w:t>
-        </w:r>
-      </w:hyperlink>
+      <w:r>
+        <w:rPr>
+          <w:lang w:val="sw_KE" w:bidi="sw_KE"/>
+        </w:rPr>
+        <w:t>2 Mambo ya Nyakati 11:1–4</w:t>
+      </w:r>
       <w:r>
         <w:rPr>
           <w:lang w:val="sw_KE" w:bidi="sw_KE"/>
         </w:rPr>
         <w:t>). Hivyo, Rehoboamu alirudi Yuda na kuimarisha mipaka yake (</w:t>
       </w:r>
-      <w:hyperlink r:id="rId66">
-        <w:r>
-          <w:rPr>
-            <w:lang w:val="sw_KE" w:bidi="sw_KE"/>
-          </w:rPr>
-          <w:rPr>
-            <w:color w:val="0000EE"/>
-            <w:u w:val="single"/>
-          </w:rPr>
-          <w:t>2 Mambo ya Nyakati 11:5–12</w:t>
-        </w:r>
-      </w:hyperlink>
+      <w:r>
+        <w:rPr>
+          <w:lang w:val="sw_KE" w:bidi="sw_KE"/>
+        </w:rPr>
+        <w:t>2 Mambo ya Nyakati 11:5–12</w:t>
+      </w:r>
       <w:r>
         <w:rPr>
           <w:lang w:val="sw_KE" w:bidi="sw_KE"/>
@@ -1720,90 +1336,60 @@
         </w:rPr>
         <w:t>Wakati Yeroboamu alipoanzisha dini mpya ya uongo katika ufalme wa kaskazini, makuhani na Walawi walihamia Kusini. Walitia nguvu maisha ya kiroho ya eneo hilo na kusaidia kuweka Yuda imara (</w:t>
       </w:r>
-      <w:hyperlink r:id="rId67">
-        <w:r>
-          <w:rPr>
-            <w:lang w:val="sw_KE" w:bidi="sw_KE"/>
-          </w:rPr>
-          <w:rPr>
-            <w:color w:val="0000EE"/>
-            <w:u w:val="single"/>
-          </w:rPr>
-          <w:t>2 Mambo ya Nyakati 11:13–17</w:t>
-        </w:r>
-      </w:hyperlink>
+      <w:r>
+        <w:rPr>
+          <w:lang w:val="sw_KE" w:bidi="sw_KE"/>
+        </w:rPr>
+        <w:t>2 Mambo ya Nyakati 11:13–17</w:t>
+      </w:r>
       <w:r>
         <w:rPr>
           <w:lang w:val="sw_KE" w:bidi="sw_KE"/>
         </w:rPr>
         <w:t>). Hata hivyo, Rehoboamu hatimaye aligeukia ibada ya sanamu pia. Watu wa Yuda walijenga mahali pa juu na madhabahu za kipagani kote nchini, wakikubali desturi za kidini potovu kutoka mataifa jirani (</w:t>
       </w:r>
-      <w:hyperlink r:id="rId68">
-        <w:r>
-          <w:rPr>
-            <w:lang w:val="sw_KE" w:bidi="sw_KE"/>
-          </w:rPr>
-          <w:rPr>
-            <w:color w:val="0000EE"/>
-            <w:u w:val="single"/>
-          </w:rPr>
-          <w:t>1 Wafalme 14:22–24</w:t>
-        </w:r>
-      </w:hyperlink>
+      <w:r>
+        <w:rPr>
+          <w:lang w:val="sw_KE" w:bidi="sw_KE"/>
+        </w:rPr>
+        <w:t>1 Wafalme 14:22–24</w:t>
+      </w:r>
       <w:r>
         <w:rPr>
           <w:lang w:val="sw_KE" w:bidi="sw_KE"/>
         </w:rPr>
         <w:t>). Mungu aliacha kumuunga mkono Rehoboamu, akimwacha katika hatari wakati Mfalme Shishaki wa Misri alishambulia mbamo mwaka wa 926 hadi 925 KK na kuchukua vitu vingi vya thamani kutoka hekalu (</w:t>
       </w:r>
-      <w:hyperlink r:id="rId69">
-        <w:r>
-          <w:rPr>
-            <w:lang w:val="sw_KE" w:bidi="sw_KE"/>
-          </w:rPr>
-          <w:rPr>
-            <w:color w:val="0000EE"/>
-            <w:u w:val="single"/>
-          </w:rPr>
-          <w:t>1 Wafalme 14:25–26</w:t>
-        </w:r>
-      </w:hyperlink>
+      <w:r>
+        <w:rPr>
+          <w:lang w:val="sw_KE" w:bidi="sw_KE"/>
+        </w:rPr>
+        <w:t>1 Wafalme 14:25–26</w:t>
+      </w:r>
       <w:r>
         <w:rPr>
           <w:lang w:val="sw_KE" w:bidi="sw_KE"/>
         </w:rPr>
         <w:t xml:space="preserve">; </w:t>
       </w:r>
-      <w:hyperlink r:id="rId70">
-        <w:r>
-          <w:rPr>
-            <w:lang w:val="sw_KE" w:bidi="sw_KE"/>
-          </w:rPr>
-          <w:rPr>
-            <w:color w:val="0000EE"/>
-            <w:u w:val="single"/>
-          </w:rPr>
-          <w:t>2 Mambo ya Nyakati 12:1–5</w:t>
-        </w:r>
-      </w:hyperlink>
+      <w:r>
+        <w:rPr>
+          <w:lang w:val="sw_KE" w:bidi="sw_KE"/>
+        </w:rPr>
+        <w:t>2 Mambo ya Nyakati 12:1–5</w:t>
+      </w:r>
       <w:r>
         <w:rPr>
           <w:lang w:val="sw_KE" w:bidi="sw_KE"/>
         </w:rPr>
         <w:t>). Rehoboamu kisha alibadilisha ngao za dhahabu za Solomoni na zile za shaba (</w:t>
       </w:r>
-      <w:hyperlink r:id="rId71">
-        <w:r>
-          <w:rPr>
-            <w:lang w:val="sw_KE" w:bidi="sw_KE"/>
-          </w:rPr>
-          <w:rPr>
-            <w:color w:val="0000EE"/>
-            <w:u w:val="single"/>
-          </w:rPr>
-          <w:t>1 Wafalme 14:27</w:t>
-        </w:r>
-      </w:hyperlink>
+      <w:r>
+        <w:rPr>
+          <w:lang w:val="sw_KE" w:bidi="sw_KE"/>
+        </w:rPr>
+        <w:t>1 Wafalme 14:27</w:t>
+      </w:r>
       <w:r>
         <w:rPr>
           <w:lang w:val="sw_KE" w:bidi="sw_KE"/>
@@ -1833,54 +1419,36 @@
           <w:lang w:val="sw_KE" w:bidi="sw_KE"/>
         </w:rPr>
       </w:r>
-      <w:hyperlink r:id="rId72">
-        <w:r>
-          <w:rPr>
-            <w:lang w:val="sw_KE" w:bidi="sw_KE"/>
-          </w:rPr>
-          <w:rPr>
-            <w:color w:val="0000EE"/>
-            <w:u w:val="single"/>
-          </w:rPr>
-          <w:t>1 Wafalme 12:1–24</w:t>
-        </w:r>
-      </w:hyperlink>
+      <w:r>
+        <w:rPr>
+          <w:lang w:val="sw_KE" w:bidi="sw_KE"/>
+        </w:rPr>
+        <w:t>1 Wafalme 12:1–24</w:t>
+      </w:r>
       <w:r>
         <w:rPr>
           <w:lang w:val="sw_KE" w:bidi="sw_KE"/>
         </w:rPr>
         <w:t xml:space="preserve">; </w:t>
       </w:r>
-      <w:hyperlink r:id="rId73">
-        <w:r>
-          <w:rPr>
-            <w:lang w:val="sw_KE" w:bidi="sw_KE"/>
-          </w:rPr>
-          <w:rPr>
-            <w:color w:val="0000EE"/>
-            <w:u w:val="single"/>
-          </w:rPr>
-          <w:t>14:21–31</w:t>
-        </w:r>
-      </w:hyperlink>
+      <w:r>
+        <w:rPr>
+          <w:lang w:val="sw_KE" w:bidi="sw_KE"/>
+        </w:rPr>
+        <w:t>14:21–31</w:t>
+      </w:r>
       <w:r>
         <w:rPr>
           <w:lang w:val="sw_KE" w:bidi="sw_KE"/>
         </w:rPr>
         <w:t xml:space="preserve">; </w:t>
       </w:r>
-      <w:hyperlink r:id="rId74">
-        <w:r>
-          <w:rPr>
-            <w:lang w:val="sw_KE" w:bidi="sw_KE"/>
-          </w:rPr>
-          <w:rPr>
-            <w:color w:val="0000EE"/>
-            <w:u w:val="single"/>
-          </w:rPr>
-          <w:t>2 Mambo ya Nyakati 9:31–12:16</w:t>
-        </w:r>
-      </w:hyperlink>
+      <w:r>
+        <w:rPr>
+          <w:lang w:val="sw_KE" w:bidi="sw_KE"/>
+        </w:rPr>
+        <w:t>2 Mambo ya Nyakati 9:31–12:16</w:t>
+      </w:r>
       <w:r>
         <w:rPr>
           <w:lang w:val="sw_KE" w:bidi="sw_KE"/>
@@ -2057,18 +1625,12 @@
         </w:rPr>
         <w:t>“Wakati ulipotimia, Mungu alimtuma Mwana wake” (</w:t>
       </w:r>
-      <w:hyperlink r:id="rId75">
-        <w:r>
-          <w:rPr>
-            <w:lang w:val="sw_KE" w:bidi="sw_KE"/>
-          </w:rPr>
-          <w:rPr>
-            <w:color w:val="0000EE"/>
-            <w:u w:val="single"/>
-          </w:rPr>
-          <w:t>Wagalatia 4:4</w:t>
-        </w:r>
-      </w:hyperlink>
+      <w:r>
+        <w:rPr>
+          <w:lang w:val="sw_KE" w:bidi="sw_KE"/>
+        </w:rPr>
+        <w:t>Wagalatia 4:4</w:t>
+      </w:r>
       <w:r>
         <w:rPr>
           <w:lang w:val="sw_KE" w:bidi="sw_KE"/>
@@ -2088,72 +1650,48 @@
         </w:rPr>
         <w:t xml:space="preserve"> (“Amani ya Kirumi”). Amani hii ilidumu hadi miaka 100 BK. Wengi wameona kuwa utawala wa Kirumi katika karne ya kwanza BK ulikuwa bora kwa kueneza Ukristo. Mipaka ilikuwa salama, na barabara zilikuwa nzuri, zikifanya safari kuwa rahisi. Sheria na desturi za Kirumi ziliwalinda haki za raia (angalia, kwa mfano, </w:t>
       </w:r>
-      <w:hyperlink r:id="rId76">
-        <w:r>
-          <w:rPr>
-            <w:lang w:val="sw_KE" w:bidi="sw_KE"/>
-          </w:rPr>
-          <w:rPr>
-            <w:color w:val="0000EE"/>
-            <w:u w:val="single"/>
-          </w:rPr>
-          <w:t>Matendo 16:35–40</w:t>
-        </w:r>
-      </w:hyperlink>
+      <w:r>
+        <w:rPr>
+          <w:lang w:val="sw_KE" w:bidi="sw_KE"/>
+        </w:rPr>
+        <w:t>Matendo 16:35–40</w:t>
+      </w:r>
       <w:r>
         <w:rPr>
           <w:lang w:val="sw_KE" w:bidi="sw_KE"/>
         </w:rPr>
         <w:t xml:space="preserve">; </w:t>
       </w:r>
-      <w:hyperlink r:id="rId77">
-        <w:r>
-          <w:rPr>
-            <w:lang w:val="sw_KE" w:bidi="sw_KE"/>
-          </w:rPr>
-          <w:rPr>
-            <w:color w:val="0000EE"/>
-            <w:u w:val="single"/>
-          </w:rPr>
-          <w:t>22:24–29</w:t>
-        </w:r>
-      </w:hyperlink>
+      <w:r>
+        <w:rPr>
+          <w:lang w:val="sw_KE" w:bidi="sw_KE"/>
+        </w:rPr>
+        <w:t>22:24–29</w:t>
+      </w:r>
       <w:r>
         <w:rPr>
           <w:lang w:val="sw_KE" w:bidi="sw_KE"/>
         </w:rPr>
         <w:t xml:space="preserve">). Uyahudi ulikuwa umelindwa, na Warumi waliona Ukristo kama dhehebu la Kiyahudi (angalia, kwa mfano, </w:t>
       </w:r>
-      <w:hyperlink r:id="rId78">
-        <w:r>
-          <w:rPr>
-            <w:lang w:val="sw_KE" w:bidi="sw_KE"/>
-          </w:rPr>
-          <w:rPr>
-            <w:color w:val="0000EE"/>
-            <w:u w:val="single"/>
-          </w:rPr>
-          <w:t>Matendo 25:13–19</w:t>
-        </w:r>
-      </w:hyperlink>
+      <w:r>
+        <w:rPr>
+          <w:lang w:val="sw_KE" w:bidi="sw_KE"/>
+        </w:rPr>
+        <w:t>Matendo 25:13–19</w:t>
+      </w:r>
       <w:r>
         <w:rPr>
           <w:lang w:val="sw_KE" w:bidi="sw_KE"/>
         </w:rPr>
         <w:t xml:space="preserve">). Hivyo, Warumi mara nyingi walipuuza malalamiko dhidi ya Wakristo kwa misingi ya dini (tazama, kwa mfano, </w:t>
       </w:r>
-      <w:hyperlink r:id="rId79">
-        <w:r>
-          <w:rPr>
-            <w:lang w:val="sw_KE" w:bidi="sw_KE"/>
-          </w:rPr>
-          <w:rPr>
-            <w:color w:val="0000EE"/>
-            <w:u w:val="single"/>
-          </w:rPr>
-          <w:t>Matendo 19:23–41</w:t>
-        </w:r>
-      </w:hyperlink>
+      <w:r>
+        <w:rPr>
+          <w:lang w:val="sw_KE" w:bidi="sw_KE"/>
+        </w:rPr>
+        <w:t>Matendo 19:23–41</w:t>
+      </w:r>
       <w:r>
         <w:rPr>
           <w:lang w:val="sw_KE" w:bidi="sw_KE"/>
@@ -2185,18 +1723,12 @@
         </w:rPr>
         <w:t>Hali hii nzuri ilianza kubadilika wakati wa utawala wa Nero. Nero aliwalaumu Wakristo kwa moto ulioteketeza sehemu kubwa ya Rumi mbamo mwaka 64 BK, na kusababisha mateso makubwa ya kwanza ya Wakristo. Mateso ya wazi yalisimama mbamo mwaka 66 BK, lakini Ukristo haukuonekana tena kama sehemu ya Uyahudi na ukapoteza hadhi yake ya ulinzi. Baadaye, himaya ilihitaji watu kuchoma uvumba kwa mfalme. Wale waliokataa walikuwa kawaida Wayahudi (ambao walikuwa wanalindwa) au Wakristo (ambao hawakulindwa). Kama matokeo, kutoka wakati wa Domitian karibu mwaka wa 81 BK hadi 96 hadi wakati wa Galerius, kutoka mwaka wa 305 BK 311, Ukristo ulikuwa kinyume cha sheria rasmi, adhabu yake ilikuwa kifo, na ulikumbana na viwango tofauti vya mateso kulingana na shauku ya viongozi. Kwa zaidi ya miaka mia mbili, Rumi ilimwaga “damu ya watakatifu na mashahidi wa Yesu” (</w:t>
       </w:r>
-      <w:hyperlink r:id="rId80">
-        <w:r>
-          <w:rPr>
-            <w:lang w:val="sw_KE" w:bidi="sw_KE"/>
-          </w:rPr>
-          <w:rPr>
-            <w:color w:val="0000EE"/>
-            <w:u w:val="single"/>
-          </w:rPr>
-          <w:t>Ufunuo 17:6</w:t>
-        </w:r>
-      </w:hyperlink>
+      <w:r>
+        <w:rPr>
+          <w:lang w:val="sw_KE" w:bidi="sw_KE"/>
+        </w:rPr>
+        <w:t>Ufunuo 17:6</w:t>
+      </w:r>
       <w:r>
         <w:rPr>
           <w:lang w:val="sw_KE" w:bidi="sw_KE"/>
@@ -2226,162 +1758,108 @@
           <w:lang w:val="sw_KE" w:bidi="sw_KE"/>
         </w:rPr>
       </w:r>
-      <w:hyperlink r:id="rId81">
-        <w:r>
-          <w:rPr>
-            <w:lang w:val="sw_KE" w:bidi="sw_KE"/>
-          </w:rPr>
-          <w:rPr>
-            <w:color w:val="0000EE"/>
-            <w:u w:val="single"/>
-          </w:rPr>
-          <w:t>Matendo 2:10</w:t>
-        </w:r>
-      </w:hyperlink>
+      <w:r>
+        <w:rPr>
+          <w:lang w:val="sw_KE" w:bidi="sw_KE"/>
+        </w:rPr>
+        <w:t>Matendo 2:10</w:t>
+      </w:r>
       <w:r>
         <w:rPr>
           <w:lang w:val="sw_KE" w:bidi="sw_KE"/>
         </w:rPr>
         <w:t xml:space="preserve">; </w:t>
       </w:r>
-      <w:hyperlink r:id="rId82">
-        <w:r>
-          <w:rPr>
-            <w:lang w:val="sw_KE" w:bidi="sw_KE"/>
-          </w:rPr>
-          <w:rPr>
-            <w:color w:val="0000EE"/>
-            <w:u w:val="single"/>
-          </w:rPr>
-          <w:t>18:2</w:t>
-        </w:r>
-      </w:hyperlink>
+      <w:r>
+        <w:rPr>
+          <w:lang w:val="sw_KE" w:bidi="sw_KE"/>
+        </w:rPr>
+        <w:t>18:2</w:t>
+      </w:r>
       <w:r>
         <w:rPr>
           <w:lang w:val="sw_KE" w:bidi="sw_KE"/>
         </w:rPr>
         <w:t xml:space="preserve">; </w:t>
       </w:r>
-      <w:hyperlink r:id="rId83">
-        <w:r>
-          <w:rPr>
-            <w:lang w:val="sw_KE" w:bidi="sw_KE"/>
-          </w:rPr>
-          <w:rPr>
-            <w:color w:val="0000EE"/>
-            <w:u w:val="single"/>
-          </w:rPr>
-          <w:t>19:21</w:t>
-        </w:r>
-      </w:hyperlink>
+      <w:r>
+        <w:rPr>
+          <w:lang w:val="sw_KE" w:bidi="sw_KE"/>
+        </w:rPr>
+        <w:t>19:21</w:t>
+      </w:r>
       <w:r>
         <w:rPr>
           <w:lang w:val="sw_KE" w:bidi="sw_KE"/>
         </w:rPr>
         <w:t xml:space="preserve">; </w:t>
       </w:r>
-      <w:hyperlink r:id="rId84">
-        <w:r>
-          <w:rPr>
-            <w:lang w:val="sw_KE" w:bidi="sw_KE"/>
-          </w:rPr>
-          <w:rPr>
-            <w:color w:val="0000EE"/>
-            <w:u w:val="single"/>
-          </w:rPr>
-          <w:t>23:11</w:t>
-        </w:r>
-      </w:hyperlink>
+      <w:r>
+        <w:rPr>
+          <w:lang w:val="sw_KE" w:bidi="sw_KE"/>
+        </w:rPr>
+        <w:t>23:11</w:t>
+      </w:r>
       <w:r>
         <w:rPr>
           <w:lang w:val="sw_KE" w:bidi="sw_KE"/>
         </w:rPr>
         <w:t xml:space="preserve">; </w:t>
       </w:r>
-      <w:hyperlink r:id="rId85">
-        <w:r>
-          <w:rPr>
-            <w:lang w:val="sw_KE" w:bidi="sw_KE"/>
-          </w:rPr>
-          <w:rPr>
-            <w:color w:val="0000EE"/>
-            <w:u w:val="single"/>
-          </w:rPr>
-          <w:t>28:14</w:t>
-        </w:r>
-      </w:hyperlink>
+      <w:r>
+        <w:rPr>
+          <w:lang w:val="sw_KE" w:bidi="sw_KE"/>
+        </w:rPr>
+        <w:t>28:14</w:t>
+      </w:r>
       <w:r>
         <w:rPr>
           <w:lang w:val="sw_KE" w:bidi="sw_KE"/>
         </w:rPr>
         <w:t xml:space="preserve">, </w:t>
       </w:r>
-      <w:hyperlink r:id="rId86">
-        <w:r>
-          <w:rPr>
-            <w:lang w:val="sw_KE" w:bidi="sw_KE"/>
-          </w:rPr>
-          <w:rPr>
-            <w:color w:val="0000EE"/>
-            <w:u w:val="single"/>
-          </w:rPr>
-          <w:t>16</w:t>
-        </w:r>
-      </w:hyperlink>
+      <w:r>
+        <w:rPr>
+          <w:lang w:val="sw_KE" w:bidi="sw_KE"/>
+        </w:rPr>
+        <w:t>16</w:t>
+      </w:r>
       <w:r>
         <w:rPr>
           <w:lang w:val="sw_KE" w:bidi="sw_KE"/>
         </w:rPr>
         <w:t xml:space="preserve">; </w:t>
       </w:r>
-      <w:hyperlink r:id="rId87">
-        <w:r>
-          <w:rPr>
-            <w:lang w:val="sw_KE" w:bidi="sw_KE"/>
-          </w:rPr>
-          <w:rPr>
-            <w:color w:val="0000EE"/>
-            <w:u w:val="single"/>
-          </w:rPr>
-          <w:t>Warumi 1:1–7</w:t>
-        </w:r>
-      </w:hyperlink>
+      <w:r>
+        <w:rPr>
+          <w:lang w:val="sw_KE" w:bidi="sw_KE"/>
+        </w:rPr>
+        <w:t>Warumi 1:1–7</w:t>
+      </w:r>
       <w:r>
         <w:rPr>
           <w:lang w:val="sw_KE" w:bidi="sw_KE"/>
         </w:rPr>
         <w:t xml:space="preserve">, </w:t>
       </w:r>
-      <w:hyperlink r:id="rId88">
-        <w:r>
-          <w:rPr>
-            <w:lang w:val="sw_KE" w:bidi="sw_KE"/>
-          </w:rPr>
-          <w:rPr>
-            <w:color w:val="0000EE"/>
-            <w:u w:val="single"/>
-          </w:rPr>
-          <w:t>15</w:t>
-        </w:r>
-      </w:hyperlink>
+      <w:r>
+        <w:rPr>
+          <w:lang w:val="sw_KE" w:bidi="sw_KE"/>
+        </w:rPr>
+        <w:t>15</w:t>
+      </w:r>
       <w:r>
         <w:rPr>
           <w:lang w:val="sw_KE" w:bidi="sw_KE"/>
         </w:rPr>
         <w:t xml:space="preserve">; </w:t>
       </w:r>
-      <w:hyperlink r:id="rId89">
-        <w:r>
-          <w:rPr>
-            <w:lang w:val="sw_KE" w:bidi="sw_KE"/>
-          </w:rPr>
-          <w:rPr>
-            <w:color w:val="0000EE"/>
-            <w:u w:val="single"/>
-          </w:rPr>
-          <w:t>2 Timotheo 1:17</w:t>
-        </w:r>
-      </w:hyperlink>
+      <w:r>
+        <w:rPr>
+          <w:lang w:val="sw_KE" w:bidi="sw_KE"/>
+        </w:rPr>
+        <w:t>2 Timotheo 1:17</w:t>
+      </w:r>
       <w:r>
         <w:rPr>
           <w:lang w:val="sw_KE" w:bidi="sw_KE"/>
@@ -2430,18 +1908,12 @@
         </w:rPr>
         <w:t>Hadithi ya Ruthu inamhusu mwanamke mwema na mwaminifu. Inaonyesha jinsi mwongozo wa siri wa Mungu unavyosaidia wale wanaompenda (</w:t>
       </w:r>
-      <w:hyperlink r:id="rId90">
-        <w:r>
-          <w:rPr>
-            <w:lang w:val="sw_KE" w:bidi="sw_KE"/>
-          </w:rPr>
-          <w:rPr>
-            <w:color w:val="0000EE"/>
-            <w:u w:val="single"/>
-          </w:rPr>
-          <w:t>Warumi 8:28</w:t>
-        </w:r>
-      </w:hyperlink>
+      <w:r>
+        <w:rPr>
+          <w:lang w:val="sw_KE" w:bidi="sw_KE"/>
+        </w:rPr>
+        <w:t>Warumi 8:28</w:t>
+      </w:r>
       <w:r>
         <w:rPr>
           <w:lang w:val="sw_KE" w:bidi="sw_KE"/>
@@ -2462,18 +1934,12 @@
         </w:rPr>
         <w:t>Ruthu aliishi wakati wa machafuko ya Waamuzi. Alikuwa mgeni kutoka Moabu ambaye aliolewa na familia ya Mwisraeli kutoka Bethlehemu walipokuwa Moabu. Wanaume wote katika familia hii walikufa Moabu, wakiacha wajane watatu—Ruthu, mama mkwe wake Naomi, na shemeji yake Orpa. Wakati Naomi alipoamua kurudi Bethlehemu, Ruthu alichagua kwenda naye. Maonyesho ya upendo, uaminifu, na imani ya Ruthu kwa Bwana, ambaye alikuwa Mungu wa Naomi, hayana kifani (</w:t>
       </w:r>
-      <w:hyperlink r:id="rId91">
-        <w:r>
-          <w:rPr>
-            <w:lang w:val="sw_KE" w:bidi="sw_KE"/>
-          </w:rPr>
-          <w:rPr>
-            <w:color w:val="0000EE"/>
-            <w:u w:val="single"/>
-          </w:rPr>
-          <w:t>Ruthu 1:16–17</w:t>
-        </w:r>
-      </w:hyperlink>
+      <w:r>
+        <w:rPr>
+          <w:lang w:val="sw_KE" w:bidi="sw_KE"/>
+        </w:rPr>
+        <w:t>Ruthu 1:16–17</w:t>
+      </w:r>
       <w:r>
         <w:rPr>
           <w:lang w:val="sw_KE" w:bidi="sw_KE"/>
@@ -2494,18 +1960,12 @@
         </w:rPr>
         <w:t>Kama Naomi alivyotarajia, maisha huko Bethlehemu yalikuwa magumu kwake na mkwe wake. Ruthu alichukua hatua ya kutatua tatizo lao la chakula kwa kuokota masalia katika mashamba ya nafaka. Kazi hii ilikuwa ngumu na yenye hatari (</w:t>
       </w:r>
-      <w:hyperlink r:id="rId92">
-        <w:r>
-          <w:rPr>
-            <w:lang w:val="sw_KE" w:bidi="sw_KE"/>
-          </w:rPr>
-          <w:rPr>
-            <w:color w:val="0000EE"/>
-            <w:u w:val="single"/>
-          </w:rPr>
-          <w:t>Ruthu 2:2</w:t>
-        </w:r>
-      </w:hyperlink>
+      <w:r>
+        <w:rPr>
+          <w:lang w:val="sw_KE" w:bidi="sw_KE"/>
+        </w:rPr>
+        <w:t>Ruthu 2:2</w:t>
+      </w:r>
       <w:r>
         <w:rPr>
           <w:lang w:val="sw_KE" w:bidi="sw_KE"/>
@@ -2526,72 +1986,48 @@
         </w:rPr>
         <w:t>Kwa himiza la Naomi, Ruthu alimwomba Boazi, mmiliki tajiri wa ardhi aliyemsaidia katika kuokota masazo, awe mkombozi wa familia (</w:t>
       </w:r>
-      <w:hyperlink r:id="rId93">
-        <w:r>
-          <w:rPr>
-            <w:lang w:val="sw_KE" w:bidi="sw_KE"/>
-          </w:rPr>
-          <w:rPr>
-            <w:color w:val="0000EE"/>
-            <w:u w:val="single"/>
-          </w:rPr>
-          <w:t>Ruthu 3:1–9</w:t>
-        </w:r>
-      </w:hyperlink>
+      <w:r>
+        <w:rPr>
+          <w:lang w:val="sw_KE" w:bidi="sw_KE"/>
+        </w:rPr>
+        <w:t>Ruthu 3:1–9</w:t>
+      </w:r>
       <w:r>
         <w:rPr>
           <w:lang w:val="sw_KE" w:bidi="sw_KE"/>
         </w:rPr>
         <w:t>). Hii ilihusisha ndoa. Kwa kufanya hivyo, Ruthu alionyesha uaminifu mkubwa kwa familia (</w:t>
       </w:r>
-      <w:hyperlink r:id="rId94">
-        <w:r>
-          <w:rPr>
-            <w:lang w:val="sw_KE" w:bidi="sw_KE"/>
-          </w:rPr>
-          <w:rPr>
-            <w:color w:val="0000EE"/>
-            <w:u w:val="single"/>
-          </w:rPr>
-          <w:t>Ruthu 3:10</w:t>
-        </w:r>
-      </w:hyperlink>
+      <w:r>
+        <w:rPr>
+          <w:lang w:val="sw_KE" w:bidi="sw_KE"/>
+        </w:rPr>
+        <w:t>Ruthu 3:10</w:t>
+      </w:r>
       <w:r>
         <w:rPr>
           <w:lang w:val="sw_KE" w:bidi="sw_KE"/>
         </w:rPr>
         <w:t>). Utunzaji wa ukarimu na bidii wa Ruthu kwa Naomi ni mada kuu katika kitabu hiki. Boazi alijibu ombi la Ruthu kwa kumwita mwanamke mwema (</w:t>
       </w:r>
-      <w:hyperlink r:id="rId95">
-        <w:r>
-          <w:rPr>
-            <w:lang w:val="sw_KE" w:bidi="sw_KE"/>
-          </w:rPr>
-          <w:rPr>
-            <w:color w:val="0000EE"/>
-            <w:u w:val="single"/>
-          </w:rPr>
-          <w:t>Ruthu 3:11</w:t>
-        </w:r>
-      </w:hyperlink>
+      <w:r>
+        <w:rPr>
+          <w:lang w:val="sw_KE" w:bidi="sw_KE"/>
+        </w:rPr>
+        <w:t>Ruthu 3:11</w:t>
+      </w:r>
       <w:r>
         <w:rPr>
           <w:lang w:val="sw_KE" w:bidi="sw_KE"/>
         </w:rPr>
         <w:t xml:space="preserve">). Alionyesha maana ya kuwa mke mwema na mwenye uwezo (tazama </w:t>
       </w:r>
-      <w:hyperlink r:id="rId96">
-        <w:r>
-          <w:rPr>
-            <w:lang w:val="sw_KE" w:bidi="sw_KE"/>
-          </w:rPr>
-          <w:rPr>
-            <w:color w:val="0000EE"/>
-            <w:u w:val="single"/>
-          </w:rPr>
-          <w:t>Mithali 31:10–31</w:t>
-        </w:r>
-      </w:hyperlink>
+      <w:r>
+        <w:rPr>
+          <w:lang w:val="sw_KE" w:bidi="sw_KE"/>
+        </w:rPr>
+        <w:t>Mithali 31:10–31</w:t>
+      </w:r>
       <w:r>
         <w:rPr>
           <w:lang w:val="sw_KE" w:bidi="sw_KE"/>
@@ -2612,18 +2048,12 @@
         </w:rPr>
         <w:t>Boazi alitatua masuala ya kisheria na kisha akamuoa Ruthu. Kitabu hiki kinahitimishwa na kuzaliwa kwa mtoto wa kiume, Obedi. Mwisho huu unafichua kusudi muhimu la kitabu cha Ruthu. Obedi alikua babu wa Mfalme Daudi. Agano Jipya linamtaja Ruthu kama mmoja wa wanawake watano pekee katika ukoo wa Yesu Kristo (</w:t>
       </w:r>
-      <w:hyperlink r:id="rId16">
-        <w:r>
-          <w:rPr>
-            <w:lang w:val="sw_KE" w:bidi="sw_KE"/>
-          </w:rPr>
-          <w:rPr>
-            <w:color w:val="0000EE"/>
-            <w:u w:val="single"/>
-          </w:rPr>
-          <w:t>Mathayo 1:5</w:t>
-        </w:r>
-      </w:hyperlink>
+      <w:r>
+        <w:rPr>
+          <w:lang w:val="sw_KE" w:bidi="sw_KE"/>
+        </w:rPr>
+        <w:t>Mathayo 1:5</w:t>
+      </w:r>
       <w:r>
         <w:rPr>
           <w:lang w:val="sw_KE" w:bidi="sw_KE"/>
@@ -2653,36 +2083,24 @@
           <w:lang w:val="sw_KE" w:bidi="sw_KE"/>
         </w:rPr>
       </w:r>
-      <w:hyperlink r:id="rId97">
-        <w:r>
-          <w:rPr>
-            <w:lang w:val="sw_KE" w:bidi="sw_KE"/>
-          </w:rPr>
-          <w:rPr>
-            <w:color w:val="0000EE"/>
-            <w:u w:val="single"/>
-          </w:rPr>
-          <w:t>Ruthu 1:4–4:13</w:t>
-        </w:r>
-      </w:hyperlink>
+      <w:r>
+        <w:rPr>
+          <w:lang w:val="sw_KE" w:bidi="sw_KE"/>
+        </w:rPr>
+        <w:t>Ruthu 1:4–4:13</w:t>
+      </w:r>
       <w:r>
         <w:rPr>
           <w:lang w:val="sw_KE" w:bidi="sw_KE"/>
         </w:rPr>
         <w:t xml:space="preserve">; </w:t>
       </w:r>
-      <w:hyperlink r:id="rId16">
-        <w:r>
-          <w:rPr>
-            <w:lang w:val="sw_KE" w:bidi="sw_KE"/>
-          </w:rPr>
-          <w:rPr>
-            <w:color w:val="0000EE"/>
-            <w:u w:val="single"/>
-          </w:rPr>
-          <w:t xml:space="preserve">Mathayo 1:5 </w:t>
-        </w:r>
-      </w:hyperlink>
+      <w:r>
+        <w:rPr>
+          <w:lang w:val="sw_KE" w:bidi="sw_KE"/>
+        </w:rPr>
+        <w:t xml:space="preserve">Mathayo 1:5 </w:t>
+      </w:r>
       <w:r>
         <w:rPr>
           <w:lang w:val="sw_KE" w:bidi="sw_KE"/>
